--- a/lessons/4-4/downloads/reveal/teacher/4.4-session-1-prerequisite-practice-a.docx
+++ b/lessons/4-4/downloads/reveal/teacher/4.4-session-1-prerequisite-practice-a.docx
@@ -114,7 +114,7 @@
           <w:sz w:val="17"/>
           <w:szCs w:val="17"/>
         </w:rPr>
-        <w:t xml:space="preserve">Builds on Grade 5 · 5.NBT.B.7</w:t>
+        <w:t xml:space="preserve">Builds on Grade 5</w:t>
       </w:r>
     </w:p>
     <w:tbl>
@@ -245,7 +245,7 @@
                 <w:sz w:val="20"/>
                 <w:szCs w:val="20"/>
               </w:rPr>
-              <w:t xml:space="preserve">You will use it in Practice Form A, problems 4 and 5.</w:t>
+              <w:t xml:space="preserve">You will use it in Practice, problems 4 and 5.</w:t>
             </w:r>
           </w:p>
         </w:tc>
@@ -261,6 +261,7 @@
           <w:tab w:val="right" w:pos="9504"/>
         </w:tabs>
         <w:spacing w:before="50" w:after="36" w:line="240" w:lineRule="auto"/>
+        <w:outlineLvl w:val="1"/>
       </w:pPr>
       <w:r>
         <w:rPr>
@@ -509,6 +510,7 @@
           <w:tab w:val="right" w:pos="9504"/>
         </w:tabs>
         <w:spacing w:before="50" w:after="36" w:line="240" w:lineRule="auto"/>
+        <w:outlineLvl w:val="1"/>
       </w:pPr>
       <w:r>
         <w:rPr>
@@ -715,6 +717,7 @@
           <w:tab w:val="right" w:pos="9504"/>
         </w:tabs>
         <w:spacing w:before="50" w:after="36" w:line="240" w:lineRule="auto"/>
+        <w:outlineLvl w:val="1"/>
       </w:pPr>
       <w:r>
         <w:rPr>
@@ -761,8 +764,8 @@
           <w:rFonts w:ascii="Avenir Next" w:hAnsi="Avenir Next" w:cs="Avenir Next" w:eastAsia="Avenir Next"/>
           <w:b/>
           <w:color w:val="1A1A1A"/>
-          <w:sz w:val="22"/>
-          <w:szCs w:val="22"/>
+          <w:sz w:val="21"/>
+          <w:szCs w:val="21"/>
         </w:rPr>
         <w:t xml:space="preserve">1.</w:t>
       </w:r>
@@ -770,8 +773,8 @@
         <w:rPr>
           <w:rFonts w:ascii="Avenir Next" w:hAnsi="Avenir Next" w:cs="Avenir Next" w:eastAsia="Avenir Next"/>
           <w:color w:val="1A1A1A"/>
-          <w:sz w:val="22"/>
-          <w:szCs w:val="22"/>
+          <w:sz w:val="21"/>
+          <w:szCs w:val="21"/>
         </w:rPr>
         <w:tab/>
       </w:r>
@@ -779,8 +782,8 @@
         <w:rPr>
           <w:rFonts w:ascii="Avenir Next" w:hAnsi="Avenir Next" w:cs="Avenir Next" w:eastAsia="Avenir Next"/>
           <w:color w:val="1A1A1A"/>
-          <w:sz w:val="22"/>
-          <w:szCs w:val="22"/>
+          <w:sz w:val="21"/>
+          <w:szCs w:val="21"/>
         </w:rPr>
         <w:t xml:space="preserve">Find 0.4 × 30.</w:t>
       </w:r>
@@ -925,7 +928,26 @@
           <w:sz w:val="21"/>
           <w:szCs w:val="21"/>
         </w:rPr>
-        <w:t xml:space="preserve">Move 1 place left: </w:t>
+        <w:t xml:space="preserve">Move </w:t>
+      </w:r>
+      <w:r>
+        <w:rPr>
+          <w:rFonts w:ascii="Avenir Next" w:hAnsi="Avenir Next" w:cs="Avenir Next" w:eastAsia="Avenir Next"/>
+          <w:color w:val="1A1A1A"/>
+          <w:sz w:val="21"/>
+          <w:szCs w:val="21"/>
+          <w:u w:val="single"/>
+        </w:rPr>
+        <w:t xml:space="preserve">                </w:t>
+      </w:r>
+      <w:r>
+        <w:rPr>
+          <w:rFonts w:ascii="Avenir Next" w:hAnsi="Avenir Next" w:cs="Avenir Next" w:eastAsia="Avenir Next"/>
+          <w:color w:val="1A1A1A"/>
+          <w:sz w:val="21"/>
+          <w:szCs w:val="21"/>
+        </w:rPr>
+        <w:t xml:space="preserve"> place left: </w:t>
       </w:r>
       <w:r>
         <w:rPr>
@@ -957,8 +979,8 @@
           <w:rFonts w:ascii="Avenir Next" w:hAnsi="Avenir Next" w:cs="Avenir Next" w:eastAsia="Avenir Next"/>
           <w:b/>
           <w:color w:val="1A1A1A"/>
-          <w:sz w:val="22"/>
-          <w:szCs w:val="22"/>
+          <w:sz w:val="21"/>
+          <w:szCs w:val="21"/>
         </w:rPr>
         <w:t xml:space="preserve">2.</w:t>
       </w:r>
@@ -966,8 +988,8 @@
         <w:rPr>
           <w:rFonts w:ascii="Avenir Next" w:hAnsi="Avenir Next" w:cs="Avenir Next" w:eastAsia="Avenir Next"/>
           <w:color w:val="1A1A1A"/>
-          <w:sz w:val="22"/>
-          <w:szCs w:val="22"/>
+          <w:sz w:val="21"/>
+          <w:szCs w:val="21"/>
         </w:rPr>
         <w:tab/>
       </w:r>
@@ -975,8 +997,8 @@
         <w:rPr>
           <w:rFonts w:ascii="Avenir Next" w:hAnsi="Avenir Next" w:cs="Avenir Next" w:eastAsia="Avenir Next"/>
           <w:color w:val="1A1A1A"/>
-          <w:sz w:val="22"/>
-          <w:szCs w:val="22"/>
+          <w:sz w:val="21"/>
+          <w:szCs w:val="21"/>
         </w:rPr>
         <w:t xml:space="preserve">Find 0.15 × 60.</w:t>
       </w:r>
@@ -1121,7 +1143,26 @@
           <w:sz w:val="21"/>
           <w:szCs w:val="21"/>
         </w:rPr>
-        <w:t xml:space="preserve">Move 2 places left: </w:t>
+        <w:t xml:space="preserve">Move </w:t>
+      </w:r>
+      <w:r>
+        <w:rPr>
+          <w:rFonts w:ascii="Avenir Next" w:hAnsi="Avenir Next" w:cs="Avenir Next" w:eastAsia="Avenir Next"/>
+          <w:color w:val="1A1A1A"/>
+          <w:sz w:val="21"/>
+          <w:szCs w:val="21"/>
+          <w:u w:val="single"/>
+        </w:rPr>
+        <w:t xml:space="preserve">                </w:t>
+      </w:r>
+      <w:r>
+        <w:rPr>
+          <w:rFonts w:ascii="Avenir Next" w:hAnsi="Avenir Next" w:cs="Avenir Next" w:eastAsia="Avenir Next"/>
+          <w:color w:val="1A1A1A"/>
+          <w:sz w:val="21"/>
+          <w:szCs w:val="21"/>
+        </w:rPr>
+        <w:t xml:space="preserve"> places left: </w:t>
       </w:r>
       <w:r>
         <w:rPr>
@@ -1149,6 +1190,7 @@
           <w:tab w:val="right" w:pos="9504"/>
         </w:tabs>
         <w:spacing w:before="50" w:after="36" w:line="240" w:lineRule="auto"/>
+        <w:outlineLvl w:val="1"/>
       </w:pPr>
       <w:r>
         <w:rPr>
@@ -1233,8 +1275,8 @@
                 <w:rFonts w:ascii="Avenir Next" w:hAnsi="Avenir Next" w:cs="Avenir Next" w:eastAsia="Avenir Next"/>
                 <w:b/>
                 <w:color w:val="1A1A1A"/>
-                <w:sz w:val="22"/>
-                <w:szCs w:val="22"/>
+                <w:sz w:val="21"/>
+                <w:szCs w:val="21"/>
               </w:rPr>
               <w:t xml:space="preserve">3.</w:t>
             </w:r>
@@ -1242,8 +1284,8 @@
               <w:rPr>
                 <w:rFonts w:ascii="Avenir Next" w:hAnsi="Avenir Next" w:cs="Avenir Next" w:eastAsia="Avenir Next"/>
                 <w:color w:val="1A1A1A"/>
-                <w:sz w:val="22"/>
-                <w:szCs w:val="22"/>
+                <w:sz w:val="21"/>
+                <w:szCs w:val="21"/>
               </w:rPr>
               <w:tab/>
             </w:r>
@@ -1251,8 +1293,8 @@
               <w:rPr>
                 <w:rFonts w:ascii="Avenir Next" w:hAnsi="Avenir Next" w:cs="Avenir Next" w:eastAsia="Avenir Next"/>
                 <w:color w:val="1A1A1A"/>
-                <w:sz w:val="22"/>
-                <w:szCs w:val="22"/>
+                <w:sz w:val="21"/>
+                <w:szCs w:val="21"/>
               </w:rPr>
               <w:t xml:space="preserve">Multiply.</w:t>
             </w:r>
@@ -1307,8 +1349,8 @@
                       <w:rFonts w:ascii="Avenir Next" w:hAnsi="Avenir Next" w:cs="Avenir Next" w:eastAsia="Avenir Next"/>
                       <w:b/>
                       <w:color w:val="003A70"/>
-                      <w:sz w:val="22"/>
-                      <w:szCs w:val="22"/>
+                      <w:sz w:val="21"/>
+                      <w:szCs w:val="21"/>
                     </w:rPr>
                     <w:t xml:space="preserve">a.</w:t>
                   </w:r>
@@ -1316,8 +1358,8 @@
                     <w:rPr>
                       <w:rFonts w:ascii="Avenir Next" w:hAnsi="Avenir Next" w:cs="Avenir Next" w:eastAsia="Avenir Next"/>
                       <w:color w:val="1A1A1A"/>
-                      <w:sz w:val="22"/>
-                      <w:szCs w:val="22"/>
+                      <w:sz w:val="21"/>
+                      <w:szCs w:val="21"/>
                     </w:rPr>
                     <w:tab/>
                   </w:r>
@@ -1325,8 +1367,8 @@
                     <w:rPr>
                       <w:rFonts w:ascii="Avenir Next" w:hAnsi="Avenir Next" w:cs="Avenir Next" w:eastAsia="Avenir Next"/>
                       <w:color w:val="1A1A1A"/>
-                      <w:sz w:val="22"/>
-                      <w:szCs w:val="22"/>
+                      <w:sz w:val="21"/>
+                      <w:szCs w:val="21"/>
                     </w:rPr>
                     <w:t xml:space="preserve">0.2 × 45 =</w:t>
                   </w:r>
@@ -1334,8 +1376,8 @@
                     <w:rPr>
                       <w:rFonts w:ascii="Avenir Next" w:hAnsi="Avenir Next" w:cs="Avenir Next" w:eastAsia="Avenir Next"/>
                       <w:color w:val="1A1A1A"/>
-                      <w:sz w:val="22"/>
-                      <w:szCs w:val="22"/>
+                      <w:sz w:val="21"/>
+                      <w:szCs w:val="21"/>
                     </w:rPr>
                     <w:t xml:space="preserve">  </w:t>
                   </w:r>
@@ -1343,11 +1385,11 @@
                     <w:rPr>
                       <w:rFonts w:ascii="Avenir Next" w:hAnsi="Avenir Next" w:cs="Avenir Next" w:eastAsia="Avenir Next"/>
                       <w:color w:val="1A1A1A"/>
-                      <w:sz w:val="22"/>
-                      <w:szCs w:val="22"/>
+                      <w:sz w:val="21"/>
+                      <w:szCs w:val="21"/>
                       <w:u w:val="single"/>
                     </w:rPr>
-                    <w:t xml:space="preserve">        </w:t>
+                    <w:t xml:space="preserve">            </w:t>
                   </w:r>
                 </w:p>
               </w:tc>
@@ -1369,8 +1411,8 @@
                       <w:rFonts w:ascii="Avenir Next" w:hAnsi="Avenir Next" w:cs="Avenir Next" w:eastAsia="Avenir Next"/>
                       <w:b/>
                       <w:color w:val="003A70"/>
-                      <w:sz w:val="22"/>
-                      <w:szCs w:val="22"/>
+                      <w:sz w:val="21"/>
+                      <w:szCs w:val="21"/>
                     </w:rPr>
                     <w:t xml:space="preserve">b.</w:t>
                   </w:r>
@@ -1378,8 +1420,8 @@
                     <w:rPr>
                       <w:rFonts w:ascii="Avenir Next" w:hAnsi="Avenir Next" w:cs="Avenir Next" w:eastAsia="Avenir Next"/>
                       <w:color w:val="1A1A1A"/>
-                      <w:sz w:val="22"/>
-                      <w:szCs w:val="22"/>
+                      <w:sz w:val="21"/>
+                      <w:szCs w:val="21"/>
                     </w:rPr>
                     <w:tab/>
                   </w:r>
@@ -1387,8 +1429,8 @@
                     <w:rPr>
                       <w:rFonts w:ascii="Avenir Next" w:hAnsi="Avenir Next" w:cs="Avenir Next" w:eastAsia="Avenir Next"/>
                       <w:color w:val="1A1A1A"/>
-                      <w:sz w:val="22"/>
-                      <w:szCs w:val="22"/>
+                      <w:sz w:val="21"/>
+                      <w:szCs w:val="21"/>
                     </w:rPr>
                     <w:t xml:space="preserve">0.5 × 64 =</w:t>
                   </w:r>
@@ -1396,8 +1438,8 @@
                     <w:rPr>
                       <w:rFonts w:ascii="Avenir Next" w:hAnsi="Avenir Next" w:cs="Avenir Next" w:eastAsia="Avenir Next"/>
                       <w:color w:val="1A1A1A"/>
-                      <w:sz w:val="22"/>
-                      <w:szCs w:val="22"/>
+                      <w:sz w:val="21"/>
+                      <w:szCs w:val="21"/>
                     </w:rPr>
                     <w:t xml:space="preserve">  </w:t>
                   </w:r>
@@ -1405,11 +1447,11 @@
                     <w:rPr>
                       <w:rFonts w:ascii="Avenir Next" w:hAnsi="Avenir Next" w:cs="Avenir Next" w:eastAsia="Avenir Next"/>
                       <w:color w:val="1A1A1A"/>
-                      <w:sz w:val="22"/>
-                      <w:szCs w:val="22"/>
+                      <w:sz w:val="21"/>
+                      <w:szCs w:val="21"/>
                       <w:u w:val="single"/>
                     </w:rPr>
-                    <w:t xml:space="preserve">        </w:t>
+                    <w:t xml:space="preserve">            </w:t>
                   </w:r>
                 </w:p>
               </w:tc>
@@ -1431,8 +1473,8 @@
                       <w:rFonts w:ascii="Avenir Next" w:hAnsi="Avenir Next" w:cs="Avenir Next" w:eastAsia="Avenir Next"/>
                       <w:b/>
                       <w:color w:val="003A70"/>
-                      <w:sz w:val="22"/>
-                      <w:szCs w:val="22"/>
+                      <w:sz w:val="21"/>
+                      <w:szCs w:val="21"/>
                     </w:rPr>
                     <w:t xml:space="preserve">c.</w:t>
                   </w:r>
@@ -1440,8 +1482,8 @@
                     <w:rPr>
                       <w:rFonts w:ascii="Avenir Next" w:hAnsi="Avenir Next" w:cs="Avenir Next" w:eastAsia="Avenir Next"/>
                       <w:color w:val="1A1A1A"/>
-                      <w:sz w:val="22"/>
-                      <w:szCs w:val="22"/>
+                      <w:sz w:val="21"/>
+                      <w:szCs w:val="21"/>
                     </w:rPr>
                     <w:tab/>
                   </w:r>
@@ -1449,8 +1491,8 @@
                     <w:rPr>
                       <w:rFonts w:ascii="Avenir Next" w:hAnsi="Avenir Next" w:cs="Avenir Next" w:eastAsia="Avenir Next"/>
                       <w:color w:val="1A1A1A"/>
-                      <w:sz w:val="22"/>
-                      <w:szCs w:val="22"/>
+                      <w:sz w:val="21"/>
+                      <w:szCs w:val="21"/>
                     </w:rPr>
                     <w:t xml:space="preserve">0.25 × 40 =</w:t>
                   </w:r>
@@ -1458,8 +1500,8 @@
                     <w:rPr>
                       <w:rFonts w:ascii="Avenir Next" w:hAnsi="Avenir Next" w:cs="Avenir Next" w:eastAsia="Avenir Next"/>
                       <w:color w:val="1A1A1A"/>
-                      <w:sz w:val="22"/>
-                      <w:szCs w:val="22"/>
+                      <w:sz w:val="21"/>
+                      <w:szCs w:val="21"/>
                     </w:rPr>
                     <w:t xml:space="preserve">  </w:t>
                   </w:r>
@@ -1467,11 +1509,11 @@
                     <w:rPr>
                       <w:rFonts w:ascii="Avenir Next" w:hAnsi="Avenir Next" w:cs="Avenir Next" w:eastAsia="Avenir Next"/>
                       <w:color w:val="1A1A1A"/>
-                      <w:sz w:val="22"/>
-                      <w:szCs w:val="22"/>
+                      <w:sz w:val="21"/>
+                      <w:szCs w:val="21"/>
                       <w:u w:val="single"/>
                     </w:rPr>
-                    <w:t xml:space="preserve">        </w:t>
+                    <w:t xml:space="preserve">            </w:t>
                   </w:r>
                 </w:p>
               </w:tc>
@@ -1499,8 +1541,8 @@
                       <w:rFonts w:ascii="Avenir Next" w:hAnsi="Avenir Next" w:cs="Avenir Next" w:eastAsia="Avenir Next"/>
                       <w:b/>
                       <w:color w:val="003A70"/>
-                      <w:sz w:val="22"/>
-                      <w:szCs w:val="22"/>
+                      <w:sz w:val="21"/>
+                      <w:szCs w:val="21"/>
                     </w:rPr>
                     <w:t xml:space="preserve">d.</w:t>
                   </w:r>
@@ -1508,8 +1550,8 @@
                     <w:rPr>
                       <w:rFonts w:ascii="Avenir Next" w:hAnsi="Avenir Next" w:cs="Avenir Next" w:eastAsia="Avenir Next"/>
                       <w:color w:val="1A1A1A"/>
-                      <w:sz w:val="22"/>
-                      <w:szCs w:val="22"/>
+                      <w:sz w:val="21"/>
+                      <w:szCs w:val="21"/>
                     </w:rPr>
                     <w:tab/>
                   </w:r>
@@ -1517,8 +1559,8 @@
                     <w:rPr>
                       <w:rFonts w:ascii="Avenir Next" w:hAnsi="Avenir Next" w:cs="Avenir Next" w:eastAsia="Avenir Next"/>
                       <w:color w:val="1A1A1A"/>
-                      <w:sz w:val="22"/>
-                      <w:szCs w:val="22"/>
+                      <w:sz w:val="21"/>
+                      <w:szCs w:val="21"/>
                     </w:rPr>
                     <w:t xml:space="preserve">0.6 × 15 =</w:t>
                   </w:r>
@@ -1526,8 +1568,8 @@
                     <w:rPr>
                       <w:rFonts w:ascii="Avenir Next" w:hAnsi="Avenir Next" w:cs="Avenir Next" w:eastAsia="Avenir Next"/>
                       <w:color w:val="1A1A1A"/>
-                      <w:sz w:val="22"/>
-                      <w:szCs w:val="22"/>
+                      <w:sz w:val="21"/>
+                      <w:szCs w:val="21"/>
                     </w:rPr>
                     <w:t xml:space="preserve">  </w:t>
                   </w:r>
@@ -1535,11 +1577,11 @@
                     <w:rPr>
                       <w:rFonts w:ascii="Avenir Next" w:hAnsi="Avenir Next" w:cs="Avenir Next" w:eastAsia="Avenir Next"/>
                       <w:color w:val="1A1A1A"/>
-                      <w:sz w:val="22"/>
-                      <w:szCs w:val="22"/>
+                      <w:sz w:val="21"/>
+                      <w:szCs w:val="21"/>
                       <w:u w:val="single"/>
                     </w:rPr>
-                    <w:t xml:space="preserve">        </w:t>
+                    <w:t xml:space="preserve">            </w:t>
                   </w:r>
                 </w:p>
               </w:tc>
@@ -1561,8 +1603,8 @@
                       <w:rFonts w:ascii="Avenir Next" w:hAnsi="Avenir Next" w:cs="Avenir Next" w:eastAsia="Avenir Next"/>
                       <w:b/>
                       <w:color w:val="003A70"/>
-                      <w:sz w:val="22"/>
-                      <w:szCs w:val="22"/>
+                      <w:sz w:val="21"/>
+                      <w:szCs w:val="21"/>
                     </w:rPr>
                     <w:t xml:space="preserve">e.</w:t>
                   </w:r>
@@ -1570,8 +1612,8 @@
                     <w:rPr>
                       <w:rFonts w:ascii="Avenir Next" w:hAnsi="Avenir Next" w:cs="Avenir Next" w:eastAsia="Avenir Next"/>
                       <w:color w:val="1A1A1A"/>
-                      <w:sz w:val="22"/>
-                      <w:szCs w:val="22"/>
+                      <w:sz w:val="21"/>
+                      <w:szCs w:val="21"/>
                     </w:rPr>
                     <w:tab/>
                   </w:r>
@@ -1579,8 +1621,8 @@
                     <w:rPr>
                       <w:rFonts w:ascii="Avenir Next" w:hAnsi="Avenir Next" w:cs="Avenir Next" w:eastAsia="Avenir Next"/>
                       <w:color w:val="1A1A1A"/>
-                      <w:sz w:val="22"/>
-                      <w:szCs w:val="22"/>
+                      <w:sz w:val="21"/>
+                      <w:szCs w:val="21"/>
                     </w:rPr>
                     <w:t xml:space="preserve">0.12 × 50 =</w:t>
                   </w:r>
@@ -1588,8 +1630,8 @@
                     <w:rPr>
                       <w:rFonts w:ascii="Avenir Next" w:hAnsi="Avenir Next" w:cs="Avenir Next" w:eastAsia="Avenir Next"/>
                       <w:color w:val="1A1A1A"/>
-                      <w:sz w:val="22"/>
-                      <w:szCs w:val="22"/>
+                      <w:sz w:val="21"/>
+                      <w:szCs w:val="21"/>
                     </w:rPr>
                     <w:t xml:space="preserve">  </w:t>
                   </w:r>
@@ -1597,11 +1639,11 @@
                     <w:rPr>
                       <w:rFonts w:ascii="Avenir Next" w:hAnsi="Avenir Next" w:cs="Avenir Next" w:eastAsia="Avenir Next"/>
                       <w:color w:val="1A1A1A"/>
-                      <w:sz w:val="22"/>
-                      <w:szCs w:val="22"/>
+                      <w:sz w:val="21"/>
+                      <w:szCs w:val="21"/>
                       <w:u w:val="single"/>
                     </w:rPr>
-                    <w:t xml:space="preserve">        </w:t>
+                    <w:t xml:space="preserve">            </w:t>
                   </w:r>
                 </w:p>
               </w:tc>
@@ -1623,8 +1665,8 @@
                       <w:rFonts w:ascii="Avenir Next" w:hAnsi="Avenir Next" w:cs="Avenir Next" w:eastAsia="Avenir Next"/>
                       <w:b/>
                       <w:color w:val="003A70"/>
-                      <w:sz w:val="22"/>
-                      <w:szCs w:val="22"/>
+                      <w:sz w:val="21"/>
+                      <w:szCs w:val="21"/>
                     </w:rPr>
                     <w:t xml:space="preserve">f.</w:t>
                   </w:r>
@@ -1632,8 +1674,8 @@
                     <w:rPr>
                       <w:rFonts w:ascii="Avenir Next" w:hAnsi="Avenir Next" w:cs="Avenir Next" w:eastAsia="Avenir Next"/>
                       <w:color w:val="1A1A1A"/>
-                      <w:sz w:val="22"/>
-                      <w:szCs w:val="22"/>
+                      <w:sz w:val="21"/>
+                      <w:szCs w:val="21"/>
                     </w:rPr>
                     <w:tab/>
                   </w:r>
@@ -1641,8 +1683,8 @@
                     <w:rPr>
                       <w:rFonts w:ascii="Avenir Next" w:hAnsi="Avenir Next" w:cs="Avenir Next" w:eastAsia="Avenir Next"/>
                       <w:color w:val="1A1A1A"/>
-                      <w:sz w:val="22"/>
-                      <w:szCs w:val="22"/>
+                      <w:sz w:val="21"/>
+                      <w:szCs w:val="21"/>
                     </w:rPr>
                     <w:t xml:space="preserve">0.75 × 80 =</w:t>
                   </w:r>
@@ -1650,8 +1692,8 @@
                     <w:rPr>
                       <w:rFonts w:ascii="Avenir Next" w:hAnsi="Avenir Next" w:cs="Avenir Next" w:eastAsia="Avenir Next"/>
                       <w:color w:val="1A1A1A"/>
-                      <w:sz w:val="22"/>
-                      <w:szCs w:val="22"/>
+                      <w:sz w:val="21"/>
+                      <w:szCs w:val="21"/>
                     </w:rPr>
                     <w:t xml:space="preserve">  </w:t>
                   </w:r>
@@ -1659,11 +1701,11 @@
                     <w:rPr>
                       <w:rFonts w:ascii="Avenir Next" w:hAnsi="Avenir Next" w:cs="Avenir Next" w:eastAsia="Avenir Next"/>
                       <w:color w:val="1A1A1A"/>
-                      <w:sz w:val="22"/>
-                      <w:szCs w:val="22"/>
+                      <w:sz w:val="21"/>
+                      <w:szCs w:val="21"/>
                       <w:u w:val="single"/>
                     </w:rPr>
-                    <w:t xml:space="preserve">        </w:t>
+                    <w:t xml:space="preserve">            </w:t>
                   </w:r>
                 </w:p>
               </w:tc>
@@ -1731,7 +1773,7 @@
           <w:sz w:val="17"/>
           <w:szCs w:val="17"/>
         </w:rPr>
-        <w:t xml:space="preserve">Builds on Grade 4 · 4.NBT.B.4</w:t>
+        <w:t xml:space="preserve">Builds on Grade 4</w:t>
       </w:r>
     </w:p>
     <w:tbl>
@@ -1862,7 +1904,7 @@
                 <w:sz w:val="20"/>
                 <w:szCs w:val="20"/>
               </w:rPr>
-              <w:t xml:space="preserve">You will use it in Practice Form A, problems 5 and 8.</w:t>
+              <w:t xml:space="preserve">You will use it in Practice, problems 5 and 8.</w:t>
             </w:r>
           </w:p>
         </w:tc>
@@ -1878,6 +1920,7 @@
           <w:tab w:val="right" w:pos="9504"/>
         </w:tabs>
         <w:spacing w:before="50" w:after="36" w:line="240" w:lineRule="auto"/>
+        <w:outlineLvl w:val="1"/>
       </w:pPr>
       <w:r>
         <w:rPr>
@@ -2135,6 +2178,7 @@
           <w:tab w:val="right" w:pos="9504"/>
         </w:tabs>
         <w:spacing w:before="50" w:after="36" w:line="240" w:lineRule="auto"/>
+        <w:outlineLvl w:val="1"/>
       </w:pPr>
       <w:r>
         <w:rPr>
@@ -2341,6 +2385,7 @@
           <w:tab w:val="right" w:pos="9504"/>
         </w:tabs>
         <w:spacing w:before="50" w:after="36" w:line="240" w:lineRule="auto"/>
+        <w:outlineLvl w:val="1"/>
       </w:pPr>
       <w:r>
         <w:rPr>
@@ -2387,8 +2432,8 @@
           <w:rFonts w:ascii="Avenir Next" w:hAnsi="Avenir Next" w:cs="Avenir Next" w:eastAsia="Avenir Next"/>
           <w:b/>
           <w:color w:val="1A1A1A"/>
-          <w:sz w:val="22"/>
-          <w:szCs w:val="22"/>
+          <w:sz w:val="21"/>
+          <w:szCs w:val="21"/>
         </w:rPr>
         <w:t xml:space="preserve">4.</w:t>
       </w:r>
@@ -2396,8 +2441,8 @@
         <w:rPr>
           <w:rFonts w:ascii="Avenir Next" w:hAnsi="Avenir Next" w:cs="Avenir Next" w:eastAsia="Avenir Next"/>
           <w:color w:val="1A1A1A"/>
-          <w:sz w:val="22"/>
-          <w:szCs w:val="22"/>
+          <w:sz w:val="21"/>
+          <w:szCs w:val="21"/>
         </w:rPr>
         <w:tab/>
       </w:r>
@@ -2405,8 +2450,8 @@
         <w:rPr>
           <w:rFonts w:ascii="Avenir Next" w:hAnsi="Avenir Next" w:cs="Avenir Next" w:eastAsia="Avenir Next"/>
           <w:color w:val="1A1A1A"/>
-          <w:sz w:val="22"/>
-          <w:szCs w:val="22"/>
+          <w:sz w:val="21"/>
+          <w:szCs w:val="21"/>
         </w:rPr>
         <w:t xml:space="preserve">A bus has 60 seats. 37 are taken. How many are empty?</w:t>
       </w:r>
@@ -2630,8 +2675,8 @@
           <w:rFonts w:ascii="Avenir Next" w:hAnsi="Avenir Next" w:cs="Avenir Next" w:eastAsia="Avenir Next"/>
           <w:b/>
           <w:color w:val="1A1A1A"/>
-          <w:sz w:val="22"/>
-          <w:szCs w:val="22"/>
+          <w:sz w:val="21"/>
+          <w:szCs w:val="21"/>
         </w:rPr>
         <w:t xml:space="preserve">5.</w:t>
       </w:r>
@@ -2639,8 +2684,8 @@
         <w:rPr>
           <w:rFonts w:ascii="Avenir Next" w:hAnsi="Avenir Next" w:cs="Avenir Next" w:eastAsia="Avenir Next"/>
           <w:color w:val="1A1A1A"/>
-          <w:sz w:val="22"/>
-          <w:szCs w:val="22"/>
+          <w:sz w:val="21"/>
+          <w:szCs w:val="21"/>
         </w:rPr>
         <w:tab/>
       </w:r>
@@ -2648,8 +2693,8 @@
         <w:rPr>
           <w:rFonts w:ascii="Avenir Next" w:hAnsi="Avenir Next" w:cs="Avenir Next" w:eastAsia="Avenir Next"/>
           <w:color w:val="1A1A1A"/>
-          <w:sz w:val="22"/>
-          <w:szCs w:val="22"/>
+          <w:sz w:val="21"/>
+          <w:szCs w:val="21"/>
         </w:rPr>
         <w:t xml:space="preserve">A book has 250 pages. Sam read 175. How many are left?</w:t>
       </w:r>
@@ -2869,6 +2914,7 @@
           <w:tab w:val="right" w:pos="9504"/>
         </w:tabs>
         <w:spacing w:before="50" w:after="36" w:line="240" w:lineRule="auto"/>
+        <w:outlineLvl w:val="1"/>
       </w:pPr>
       <w:r>
         <w:rPr>
@@ -2953,8 +2999,8 @@
                 <w:rFonts w:ascii="Avenir Next" w:hAnsi="Avenir Next" w:cs="Avenir Next" w:eastAsia="Avenir Next"/>
                 <w:b/>
                 <w:color w:val="1A1A1A"/>
-                <w:sz w:val="22"/>
-                <w:szCs w:val="22"/>
+                <w:sz w:val="21"/>
+                <w:szCs w:val="21"/>
               </w:rPr>
               <w:t xml:space="preserve">6.</w:t>
             </w:r>
@@ -2962,8 +3008,8 @@
               <w:rPr>
                 <w:rFonts w:ascii="Avenir Next" w:hAnsi="Avenir Next" w:cs="Avenir Next" w:eastAsia="Avenir Next"/>
                 <w:color w:val="1A1A1A"/>
-                <w:sz w:val="22"/>
-                <w:szCs w:val="22"/>
+                <w:sz w:val="21"/>
+                <w:szCs w:val="21"/>
               </w:rPr>
               <w:tab/>
             </w:r>
@@ -2971,8 +3017,8 @@
               <w:rPr>
                 <w:rFonts w:ascii="Avenir Next" w:hAnsi="Avenir Next" w:cs="Avenir Next" w:eastAsia="Avenir Next"/>
                 <w:color w:val="1A1A1A"/>
-                <w:sz w:val="22"/>
-                <w:szCs w:val="22"/>
+                <w:sz w:val="21"/>
+                <w:szCs w:val="21"/>
               </w:rPr>
               <w:t xml:space="preserve">Find the rest. Subtract the part from the whole.</w:t>
             </w:r>
@@ -3026,8 +3072,8 @@
                       <w:rFonts w:ascii="Avenir Next" w:hAnsi="Avenir Next" w:cs="Avenir Next" w:eastAsia="Avenir Next"/>
                       <w:b/>
                       <w:color w:val="003A70"/>
-                      <w:sz w:val="22"/>
-                      <w:szCs w:val="22"/>
+                      <w:sz w:val="21"/>
+                      <w:szCs w:val="21"/>
                     </w:rPr>
                     <w:t xml:space="preserve">a.</w:t>
                   </w:r>
@@ -3035,8 +3081,8 @@
                     <w:rPr>
                       <w:rFonts w:ascii="Avenir Next" w:hAnsi="Avenir Next" w:cs="Avenir Next" w:eastAsia="Avenir Next"/>
                       <w:color w:val="1A1A1A"/>
-                      <w:sz w:val="22"/>
-                      <w:szCs w:val="22"/>
+                      <w:sz w:val="21"/>
+                      <w:szCs w:val="21"/>
                     </w:rPr>
                     <w:tab/>
                   </w:r>
@@ -3044,8 +3090,8 @@
                     <w:rPr>
                       <w:rFonts w:ascii="Avenir Next" w:hAnsi="Avenir Next" w:cs="Avenir Next" w:eastAsia="Avenir Next"/>
                       <w:color w:val="1A1A1A"/>
-                      <w:sz w:val="22"/>
-                      <w:szCs w:val="22"/>
+                      <w:sz w:val="21"/>
+                      <w:szCs w:val="21"/>
                     </w:rPr>
                     <w:t xml:space="preserve">Whole 100, part 64:</w:t>
                   </w:r>
@@ -3053,8 +3099,8 @@
                     <w:rPr>
                       <w:rFonts w:ascii="Avenir Next" w:hAnsi="Avenir Next" w:cs="Avenir Next" w:eastAsia="Avenir Next"/>
                       <w:color w:val="1A1A1A"/>
-                      <w:sz w:val="22"/>
-                      <w:szCs w:val="22"/>
+                      <w:sz w:val="21"/>
+                      <w:szCs w:val="21"/>
                     </w:rPr>
                     <w:t xml:space="preserve">  </w:t>
                   </w:r>
@@ -3062,11 +3108,11 @@
                     <w:rPr>
                       <w:rFonts w:ascii="Avenir Next" w:hAnsi="Avenir Next" w:cs="Avenir Next" w:eastAsia="Avenir Next"/>
                       <w:color w:val="1A1A1A"/>
-                      <w:sz w:val="22"/>
-                      <w:szCs w:val="22"/>
+                      <w:sz w:val="21"/>
+                      <w:szCs w:val="21"/>
                       <w:u w:val="single"/>
                     </w:rPr>
-                    <w:t xml:space="preserve">        </w:t>
+                    <w:t xml:space="preserve">            </w:t>
                   </w:r>
                 </w:p>
               </w:tc>
@@ -3088,8 +3134,8 @@
                       <w:rFonts w:ascii="Avenir Next" w:hAnsi="Avenir Next" w:cs="Avenir Next" w:eastAsia="Avenir Next"/>
                       <w:b/>
                       <w:color w:val="003A70"/>
-                      <w:sz w:val="22"/>
-                      <w:szCs w:val="22"/>
+                      <w:sz w:val="21"/>
+                      <w:szCs w:val="21"/>
                     </w:rPr>
                     <w:t xml:space="preserve">b.</w:t>
                   </w:r>
@@ -3097,8 +3143,8 @@
                     <w:rPr>
                       <w:rFonts w:ascii="Avenir Next" w:hAnsi="Avenir Next" w:cs="Avenir Next" w:eastAsia="Avenir Next"/>
                       <w:color w:val="1A1A1A"/>
-                      <w:sz w:val="22"/>
-                      <w:szCs w:val="22"/>
+                      <w:sz w:val="21"/>
+                      <w:szCs w:val="21"/>
                     </w:rPr>
                     <w:tab/>
                   </w:r>
@@ -3106,8 +3152,8 @@
                     <w:rPr>
                       <w:rFonts w:ascii="Avenir Next" w:hAnsi="Avenir Next" w:cs="Avenir Next" w:eastAsia="Avenir Next"/>
                       <w:color w:val="1A1A1A"/>
-                      <w:sz w:val="22"/>
-                      <w:szCs w:val="22"/>
+                      <w:sz w:val="21"/>
+                      <w:szCs w:val="21"/>
                     </w:rPr>
                     <w:t xml:space="preserve">Whole 400, part 156:</w:t>
                   </w:r>
@@ -3115,8 +3161,8 @@
                     <w:rPr>
                       <w:rFonts w:ascii="Avenir Next" w:hAnsi="Avenir Next" w:cs="Avenir Next" w:eastAsia="Avenir Next"/>
                       <w:color w:val="1A1A1A"/>
-                      <w:sz w:val="22"/>
-                      <w:szCs w:val="22"/>
+                      <w:sz w:val="21"/>
+                      <w:szCs w:val="21"/>
                     </w:rPr>
                     <w:t xml:space="preserve">  </w:t>
                   </w:r>
@@ -3124,11 +3170,11 @@
                     <w:rPr>
                       <w:rFonts w:ascii="Avenir Next" w:hAnsi="Avenir Next" w:cs="Avenir Next" w:eastAsia="Avenir Next"/>
                       <w:color w:val="1A1A1A"/>
-                      <w:sz w:val="22"/>
-                      <w:szCs w:val="22"/>
+                      <w:sz w:val="21"/>
+                      <w:szCs w:val="21"/>
                       <w:u w:val="single"/>
                     </w:rPr>
-                    <w:t xml:space="preserve">        </w:t>
+                    <w:t xml:space="preserve">            </w:t>
                   </w:r>
                 </w:p>
               </w:tc>
@@ -3156,8 +3202,8 @@
                       <w:rFonts w:ascii="Avenir Next" w:hAnsi="Avenir Next" w:cs="Avenir Next" w:eastAsia="Avenir Next"/>
                       <w:b/>
                       <w:color w:val="003A70"/>
-                      <w:sz w:val="22"/>
-                      <w:szCs w:val="22"/>
+                      <w:sz w:val="21"/>
+                      <w:szCs w:val="21"/>
                     </w:rPr>
                     <w:t xml:space="preserve">c.</w:t>
                   </w:r>
@@ -3165,8 +3211,8 @@
                     <w:rPr>
                       <w:rFonts w:ascii="Avenir Next" w:hAnsi="Avenir Next" w:cs="Avenir Next" w:eastAsia="Avenir Next"/>
                       <w:color w:val="1A1A1A"/>
-                      <w:sz w:val="22"/>
-                      <w:szCs w:val="22"/>
+                      <w:sz w:val="21"/>
+                      <w:szCs w:val="21"/>
                     </w:rPr>
                     <w:tab/>
                   </w:r>
@@ -3174,8 +3220,8 @@
                     <w:rPr>
                       <w:rFonts w:ascii="Avenir Next" w:hAnsi="Avenir Next" w:cs="Avenir Next" w:eastAsia="Avenir Next"/>
                       <w:color w:val="1A1A1A"/>
-                      <w:sz w:val="22"/>
-                      <w:szCs w:val="22"/>
+                      <w:sz w:val="21"/>
+                      <w:szCs w:val="21"/>
                     </w:rPr>
                     <w:t xml:space="preserve">Whole 1,000, part 650:</w:t>
                   </w:r>
@@ -3183,8 +3229,8 @@
                     <w:rPr>
                       <w:rFonts w:ascii="Avenir Next" w:hAnsi="Avenir Next" w:cs="Avenir Next" w:eastAsia="Avenir Next"/>
                       <w:color w:val="1A1A1A"/>
-                      <w:sz w:val="22"/>
-                      <w:szCs w:val="22"/>
+                      <w:sz w:val="21"/>
+                      <w:szCs w:val="21"/>
                     </w:rPr>
                     <w:t xml:space="preserve">  </w:t>
                   </w:r>
@@ -3192,11 +3238,11 @@
                     <w:rPr>
                       <w:rFonts w:ascii="Avenir Next" w:hAnsi="Avenir Next" w:cs="Avenir Next" w:eastAsia="Avenir Next"/>
                       <w:color w:val="1A1A1A"/>
-                      <w:sz w:val="22"/>
-                      <w:szCs w:val="22"/>
+                      <w:sz w:val="21"/>
+                      <w:szCs w:val="21"/>
                       <w:u w:val="single"/>
                     </w:rPr>
-                    <w:t xml:space="preserve">        </w:t>
+                    <w:t xml:space="preserve">            </w:t>
                   </w:r>
                 </w:p>
               </w:tc>
@@ -3218,8 +3264,8 @@
                       <w:rFonts w:ascii="Avenir Next" w:hAnsi="Avenir Next" w:cs="Avenir Next" w:eastAsia="Avenir Next"/>
                       <w:b/>
                       <w:color w:val="003A70"/>
-                      <w:sz w:val="22"/>
-                      <w:szCs w:val="22"/>
+                      <w:sz w:val="21"/>
+                      <w:szCs w:val="21"/>
                     </w:rPr>
                     <w:t xml:space="preserve">d.</w:t>
                   </w:r>
@@ -3227,8 +3273,8 @@
                     <w:rPr>
                       <w:rFonts w:ascii="Avenir Next" w:hAnsi="Avenir Next" w:cs="Avenir Next" w:eastAsia="Avenir Next"/>
                       <w:color w:val="1A1A1A"/>
-                      <w:sz w:val="22"/>
-                      <w:szCs w:val="22"/>
+                      <w:sz w:val="21"/>
+                      <w:szCs w:val="21"/>
                     </w:rPr>
                     <w:tab/>
                   </w:r>
@@ -3236,8 +3282,8 @@
                     <w:rPr>
                       <w:rFonts w:ascii="Avenir Next" w:hAnsi="Avenir Next" w:cs="Avenir Next" w:eastAsia="Avenir Next"/>
                       <w:color w:val="1A1A1A"/>
-                      <w:sz w:val="22"/>
-                      <w:szCs w:val="22"/>
+                      <w:sz w:val="21"/>
+                      <w:szCs w:val="21"/>
                     </w:rPr>
                     <w:t xml:space="preserve">Whole 75, part 28:</w:t>
                   </w:r>
@@ -3245,8 +3291,8 @@
                     <w:rPr>
                       <w:rFonts w:ascii="Avenir Next" w:hAnsi="Avenir Next" w:cs="Avenir Next" w:eastAsia="Avenir Next"/>
                       <w:color w:val="1A1A1A"/>
-                      <w:sz w:val="22"/>
-                      <w:szCs w:val="22"/>
+                      <w:sz w:val="21"/>
+                      <w:szCs w:val="21"/>
                     </w:rPr>
                     <w:t xml:space="preserve">  </w:t>
                   </w:r>
@@ -3254,11 +3300,11 @@
                     <w:rPr>
                       <w:rFonts w:ascii="Avenir Next" w:hAnsi="Avenir Next" w:cs="Avenir Next" w:eastAsia="Avenir Next"/>
                       <w:color w:val="1A1A1A"/>
-                      <w:sz w:val="22"/>
-                      <w:szCs w:val="22"/>
+                      <w:sz w:val="21"/>
+                      <w:szCs w:val="21"/>
                       <w:u w:val="single"/>
                     </w:rPr>
-                    <w:t xml:space="preserve">        </w:t>
+                    <w:t xml:space="preserve">            </w:t>
                   </w:r>
                 </w:p>
               </w:tc>
@@ -3287,6 +3333,7 @@
           <w:tab w:val="right" w:pos="9504"/>
         </w:tabs>
         <w:spacing w:before="50" w:after="36" w:line="240" w:lineRule="auto"/>
+        <w:outlineLvl w:val="1"/>
       </w:pPr>
       <w:r>
         <w:rPr>
@@ -3371,8 +3418,8 @@
                 <w:rFonts w:ascii="Avenir Next" w:hAnsi="Avenir Next" w:cs="Avenir Next" w:eastAsia="Avenir Next"/>
                 <w:b/>
                 <w:color w:val="1A1A1A"/>
-                <w:sz w:val="22"/>
-                <w:szCs w:val="22"/>
+                <w:sz w:val="21"/>
+                <w:szCs w:val="21"/>
               </w:rPr>
               <w:t xml:space="preserve">7.</w:t>
             </w:r>
@@ -3380,8 +3427,8 @@
               <w:rPr>
                 <w:rFonts w:ascii="Avenir Next" w:hAnsi="Avenir Next" w:cs="Avenir Next" w:eastAsia="Avenir Next"/>
                 <w:color w:val="1A1A1A"/>
-                <w:sz w:val="22"/>
-                <w:szCs w:val="22"/>
+                <w:sz w:val="21"/>
+                <w:szCs w:val="21"/>
               </w:rPr>
               <w:tab/>
             </w:r>
@@ -3389,8 +3436,8 @@
               <w:rPr>
                 <w:rFonts w:ascii="Avenir Next" w:hAnsi="Avenir Next" w:cs="Avenir Next" w:eastAsia="Avenir Next"/>
                 <w:color w:val="1A1A1A"/>
-                <w:sz w:val="22"/>
-                <w:szCs w:val="22"/>
+                <w:sz w:val="21"/>
+                <w:szCs w:val="21"/>
               </w:rPr>
               <w:t xml:space="preserve">A box holds 200 cards. 60% of them, 120 cards, are sports cards. How many are not sports cards?</w:t>
             </w:r>
@@ -3445,8 +3492,8 @@
                       <w:rFonts w:ascii="Avenir Next" w:hAnsi="Avenir Next" w:cs="Avenir Next" w:eastAsia="Avenir Next"/>
                       <w:b/>
                       <w:color w:val="003A70"/>
-                      <w:sz w:val="21"/>
-                      <w:szCs w:val="21"/>
+                      <w:sz w:val="22"/>
+                      <w:szCs w:val="22"/>
                     </w:rPr>
                     <w:t xml:space="preserve">A</w:t>
                   </w:r>
@@ -3454,8 +3501,8 @@
                     <w:rPr>
                       <w:rFonts w:ascii="Avenir Next" w:hAnsi="Avenir Next" w:cs="Avenir Next" w:eastAsia="Avenir Next"/>
                       <w:color w:val="1A1A1A"/>
-                      <w:sz w:val="21"/>
-                      <w:szCs w:val="21"/>
+                      <w:sz w:val="22"/>
+                      <w:szCs w:val="22"/>
                     </w:rPr>
                     <w:tab/>
                   </w:r>
@@ -3463,8 +3510,8 @@
                     <w:rPr>
                       <w:rFonts w:ascii="Avenir Next" w:hAnsi="Avenir Next" w:cs="Avenir Next" w:eastAsia="Avenir Next"/>
                       <w:color w:val="1A1A1A"/>
-                      <w:sz w:val="21"/>
-                      <w:szCs w:val="21"/>
+                      <w:sz w:val="22"/>
+                      <w:szCs w:val="22"/>
                     </w:rPr>
                     <w:t xml:space="preserve">80</w:t>
                   </w:r>
@@ -3488,8 +3535,8 @@
                       <w:rFonts w:ascii="Avenir Next" w:hAnsi="Avenir Next" w:cs="Avenir Next" w:eastAsia="Avenir Next"/>
                       <w:b/>
                       <w:color w:val="003A70"/>
-                      <w:sz w:val="21"/>
-                      <w:szCs w:val="21"/>
+                      <w:sz w:val="22"/>
+                      <w:szCs w:val="22"/>
                     </w:rPr>
                     <w:t xml:space="preserve">B</w:t>
                   </w:r>
@@ -3497,8 +3544,8 @@
                     <w:rPr>
                       <w:rFonts w:ascii="Avenir Next" w:hAnsi="Avenir Next" w:cs="Avenir Next" w:eastAsia="Avenir Next"/>
                       <w:color w:val="1A1A1A"/>
-                      <w:sz w:val="21"/>
-                      <w:szCs w:val="21"/>
+                      <w:sz w:val="22"/>
+                      <w:szCs w:val="22"/>
                     </w:rPr>
                     <w:tab/>
                   </w:r>
@@ -3506,8 +3553,8 @@
                     <w:rPr>
                       <w:rFonts w:ascii="Avenir Next" w:hAnsi="Avenir Next" w:cs="Avenir Next" w:eastAsia="Avenir Next"/>
                       <w:color w:val="1A1A1A"/>
-                      <w:sz w:val="21"/>
-                      <w:szCs w:val="21"/>
+                      <w:sz w:val="22"/>
+                      <w:szCs w:val="22"/>
                     </w:rPr>
                     <w:t xml:space="preserve">140</w:t>
                   </w:r>
@@ -3531,8 +3578,8 @@
                       <w:rFonts w:ascii="Avenir Next" w:hAnsi="Avenir Next" w:cs="Avenir Next" w:eastAsia="Avenir Next"/>
                       <w:b/>
                       <w:color w:val="003A70"/>
-                      <w:sz w:val="21"/>
-                      <w:szCs w:val="21"/>
+                      <w:sz w:val="22"/>
+                      <w:szCs w:val="22"/>
                     </w:rPr>
                     <w:t xml:space="preserve">C</w:t>
                   </w:r>
@@ -3540,8 +3587,8 @@
                     <w:rPr>
                       <w:rFonts w:ascii="Avenir Next" w:hAnsi="Avenir Next" w:cs="Avenir Next" w:eastAsia="Avenir Next"/>
                       <w:color w:val="1A1A1A"/>
-                      <w:sz w:val="21"/>
-                      <w:szCs w:val="21"/>
+                      <w:sz w:val="22"/>
+                      <w:szCs w:val="22"/>
                     </w:rPr>
                     <w:tab/>
                   </w:r>
@@ -3549,8 +3596,8 @@
                     <w:rPr>
                       <w:rFonts w:ascii="Avenir Next" w:hAnsi="Avenir Next" w:cs="Avenir Next" w:eastAsia="Avenir Next"/>
                       <w:color w:val="1A1A1A"/>
-                      <w:sz w:val="21"/>
-                      <w:szCs w:val="21"/>
+                      <w:sz w:val="22"/>
+                      <w:szCs w:val="22"/>
                     </w:rPr>
                     <w:t xml:space="preserve">40</w:t>
                   </w:r>
@@ -3574,8 +3621,8 @@
                       <w:rFonts w:ascii="Avenir Next" w:hAnsi="Avenir Next" w:cs="Avenir Next" w:eastAsia="Avenir Next"/>
                       <w:b/>
                       <w:color w:val="003A70"/>
-                      <w:sz w:val="21"/>
-                      <w:szCs w:val="21"/>
+                      <w:sz w:val="22"/>
+                      <w:szCs w:val="22"/>
                     </w:rPr>
                     <w:t xml:space="preserve">D</w:t>
                   </w:r>
@@ -3583,8 +3630,8 @@
                     <w:rPr>
                       <w:rFonts w:ascii="Avenir Next" w:hAnsi="Avenir Next" w:cs="Avenir Next" w:eastAsia="Avenir Next"/>
                       <w:color w:val="1A1A1A"/>
-                      <w:sz w:val="21"/>
-                      <w:szCs w:val="21"/>
+                      <w:sz w:val="22"/>
+                      <w:szCs w:val="22"/>
                     </w:rPr>
                     <w:tab/>
                   </w:r>
@@ -3592,8 +3639,8 @@
                     <w:rPr>
                       <w:rFonts w:ascii="Avenir Next" w:hAnsi="Avenir Next" w:cs="Avenir Next" w:eastAsia="Avenir Next"/>
                       <w:color w:val="1A1A1A"/>
-                      <w:sz w:val="21"/>
-                      <w:szCs w:val="21"/>
+                      <w:sz w:val="22"/>
+                      <w:szCs w:val="22"/>
                     </w:rPr>
                     <w:t xml:space="preserve">320</w:t>
                   </w:r>
@@ -3641,19 +3688,19 @@
         <w:tblLook w:val="0000" w:firstRow="0" w:lastRow="0" w:firstColumn="0" w:lastColumn="0" w:noHBand="1" w:noVBand="1"/>
       </w:tblPr>
       <w:tblGrid>
-        <w:gridCol w:w="2000"/>
-        <w:gridCol w:w="2300"/>
-        <w:gridCol w:w="2100"/>
-        <w:gridCol w:w="3104"/>
+        <w:gridCol w:w="1750"/>
+        <w:gridCol w:w="2500"/>
+        <w:gridCol w:w="2200"/>
+        <w:gridCol w:w="3054"/>
       </w:tblGrid>
       <w:tr>
         <w:trPr>
           <w:cantSplit/>
-          <w:trHeight w:val="320" w:hRule="atLeast"/>
+          <w:trHeight w:val="300" w:hRule="atLeast"/>
         </w:trPr>
         <w:tc>
           <w:tcPr>
-            <w:tcW w:w="2000" w:type="dxa"/>
+            <w:tcW w:w="1750" w:type="dxa"/>
             <w:vAlign w:val="center"/>
           </w:tcPr>
           <w:p>
@@ -3675,7 +3722,7 @@
         </w:tc>
         <w:tc>
           <w:tcPr>
-            <w:tcW w:w="2300" w:type="dxa"/>
+            <w:tcW w:w="2500" w:type="dxa"/>
             <w:vAlign w:val="center"/>
           </w:tcPr>
           <w:p>
@@ -3686,8 +3733,8 @@
               <w:rPr>
                 <w:rFonts w:ascii="Arial" w:hAnsi="Arial" w:cs="Arial" w:eastAsia="Arial"/>
                 <w:color w:val="1A1A1A"/>
-                <w:sz w:val="24"/>
-                <w:szCs w:val="24"/>
+                <w:sz w:val="20"/>
+                <w:szCs w:val="20"/>
               </w:rPr>
               <w:t xml:space="preserve">□</w:t>
             </w:r>
@@ -3704,7 +3751,7 @@
         </w:tc>
         <w:tc>
           <w:tcPr>
-            <w:tcW w:w="2100" w:type="dxa"/>
+            <w:tcW w:w="2200" w:type="dxa"/>
             <w:vAlign w:val="center"/>
           </w:tcPr>
           <w:p>
@@ -3715,8 +3762,8 @@
               <w:rPr>
                 <w:rFonts w:ascii="Arial" w:hAnsi="Arial" w:cs="Arial" w:eastAsia="Arial"/>
                 <w:color w:val="1A1A1A"/>
-                <w:sz w:val="24"/>
-                <w:szCs w:val="24"/>
+                <w:sz w:val="20"/>
+                <w:szCs w:val="20"/>
               </w:rPr>
               <w:t xml:space="preserve">□</w:t>
             </w:r>
@@ -3733,7 +3780,7 @@
         </w:tc>
         <w:tc>
           <w:tcPr>
-            <w:tcW w:w="3104" w:type="dxa"/>
+            <w:tcW w:w="3054" w:type="dxa"/>
             <w:vAlign w:val="center"/>
           </w:tcPr>
           <w:p>
@@ -3744,8 +3791,8 @@
               <w:rPr>
                 <w:rFonts w:ascii="Arial" w:hAnsi="Arial" w:cs="Arial" w:eastAsia="Arial"/>
                 <w:color w:val="1A1A1A"/>
-                <w:sz w:val="24"/>
-                <w:szCs w:val="24"/>
+                <w:sz w:val="20"/>
+                <w:szCs w:val="20"/>
               </w:rPr>
               <w:t xml:space="preserve">□</w:t>
             </w:r>
@@ -3780,7 +3827,7 @@
     <w:sectPr>
       <w:footerReference w:type="default" r:id="rIdFooter1"/>
       <w:pgSz w:w="12240" w:h="15840"/>
-      <w:pgMar w:top="893" w:right="1224" w:bottom="835" w:left="1512" w:header="432" w:footer="432" w:gutter="0"/>
+      <w:pgMar w:top="780" w:right="1224" w:bottom="760" w:left="1512" w:header="432" w:footer="432" w:gutter="0"/>
       <w:cols w:space="720"/>
     </w:sectPr>
   </w:body>
